--- a/Fase 2/Manuales/SIGMA_Manual_EP07_Terceros_procedimientos_y_permisos_de_.docx
+++ b/Fase 2/Manuales/SIGMA_Manual_EP07_Terceros_procedimientos_y_permisos_de_.docx
@@ -469,13 +469,14 @@
         </w:tblBorders>
       </w:tblPr>
       <w:tblGrid>
-        <w:gridCol w:w="4873"/>
-        <w:gridCol w:w="4873"/>
+        <w:gridCol w:w="3249"/>
+        <w:gridCol w:w="3249"/>
+        <w:gridCol w:w="3249"/>
       </w:tblGrid>
       <w:tr>
         <w:tc>
           <w:tcPr>
-            <w:tcW w:type="dxa" w:w="3402"/>
+            <w:tcW w:type="dxa" w:w="2551"/>
             <w:shd w:val="clear" w:color="auto" w:fill="E8E5F7"/>
           </w:tcPr>
           <w:p>
@@ -491,7 +492,7 @@
         </w:tc>
         <w:tc>
           <w:tcPr>
-            <w:tcW w:type="dxa" w:w="6236"/>
+            <w:tcW w:type="dxa" w:w="3969"/>
             <w:shd w:val="clear" w:color="auto" w:fill="E8E5F7"/>
           </w:tcPr>
           <w:p>
@@ -501,7 +502,23 @@
                 <w:b/>
                 <w:sz w:val="19"/>
               </w:rPr>
-              <w:t>Ruta</w:t>
+              <w:t>Ruta en el menú</w:t>
+            </w:r>
+          </w:p>
+        </w:tc>
+        <w:tc>
+          <w:tcPr>
+            <w:tcW w:type="dxa" w:w="3118"/>
+            <w:shd w:val="clear" w:color="auto" w:fill="E8E5F7"/>
+          </w:tcPr>
+          <w:p>
+            <w:r/>
+            <w:r>
+              <w:rPr>
+                <w:b/>
+                <w:sz w:val="19"/>
+              </w:rPr>
+              <w:t>Pestañas que tiene</w:t>
             </w:r>
           </w:p>
         </w:tc>
@@ -509,7 +526,7 @@
       <w:tr>
         <w:tc>
           <w:tcPr>
-            <w:tcW w:type="dxa" w:w="3402"/>
+            <w:tcW w:type="dxa" w:w="2551"/>
           </w:tcPr>
           <w:p>
             <w:r/>
@@ -523,7 +540,7 @@
         </w:tc>
         <w:tc>
           <w:tcPr>
-            <w:tcW w:type="dxa" w:w="6236"/>
+            <w:tcW w:type="dxa" w:w="3969"/>
           </w:tcPr>
           <w:p>
             <w:r/>
@@ -535,11 +552,25 @@
             </w:r>
           </w:p>
         </w:tc>
+        <w:tc>
+          <w:tcPr>
+            <w:tcW w:type="dxa" w:w="3118"/>
+          </w:tcPr>
+          <w:p>
+            <w:r/>
+            <w:r>
+              <w:rPr>
+                <w:sz w:val="19"/>
+              </w:rPr>
+              <w:t>—</w:t>
+            </w:r>
+          </w:p>
+        </w:tc>
       </w:tr>
       <w:tr>
         <w:tc>
           <w:tcPr>
-            <w:tcW w:type="dxa" w:w="3402"/>
+            <w:tcW w:type="dxa" w:w="2551"/>
           </w:tcPr>
           <w:p>
             <w:r/>
@@ -553,7 +584,7 @@
         </w:tc>
         <w:tc>
           <w:tcPr>
-            <w:tcW w:type="dxa" w:w="6236"/>
+            <w:tcW w:type="dxa" w:w="3969"/>
           </w:tcPr>
           <w:p>
             <w:r/>
@@ -565,11 +596,25 @@
             </w:r>
           </w:p>
         </w:tc>
+        <w:tc>
+          <w:tcPr>
+            <w:tcW w:type="dxa" w:w="3118"/>
+          </w:tcPr>
+          <w:p>
+            <w:r/>
+            <w:r>
+              <w:rPr>
+                <w:sz w:val="19"/>
+              </w:rPr>
+              <w:t>—</w:t>
+            </w:r>
+          </w:p>
+        </w:tc>
       </w:tr>
       <w:tr>
         <w:tc>
           <w:tcPr>
-            <w:tcW w:type="dxa" w:w="3402"/>
+            <w:tcW w:type="dxa" w:w="2551"/>
           </w:tcPr>
           <w:p>
             <w:r/>
@@ -583,7 +628,7 @@
         </w:tc>
         <w:tc>
           <w:tcPr>
-            <w:tcW w:type="dxa" w:w="6236"/>
+            <w:tcW w:type="dxa" w:w="3969"/>
           </w:tcPr>
           <w:p>
             <w:r/>
@@ -595,11 +640,25 @@
             </w:r>
           </w:p>
         </w:tc>
+        <w:tc>
+          <w:tcPr>
+            <w:tcW w:type="dxa" w:w="3118"/>
+          </w:tcPr>
+          <w:p>
+            <w:r/>
+            <w:r>
+              <w:rPr>
+                <w:sz w:val="19"/>
+              </w:rPr>
+              <w:t>—</w:t>
+            </w:r>
+          </w:p>
+        </w:tc>
       </w:tr>
       <w:tr>
         <w:tc>
           <w:tcPr>
-            <w:tcW w:type="dxa" w:w="3402"/>
+            <w:tcW w:type="dxa" w:w="2551"/>
           </w:tcPr>
           <w:p>
             <w:r/>
@@ -613,7 +672,7 @@
         </w:tc>
         <w:tc>
           <w:tcPr>
-            <w:tcW w:type="dxa" w:w="6236"/>
+            <w:tcW w:type="dxa" w:w="3969"/>
           </w:tcPr>
           <w:p>
             <w:r/>
@@ -622,6 +681,20 @@
                 <w:sz w:val="19"/>
               </w:rPr>
               <w:t>Terceros › Proveedores › Historial de servicios</w:t>
+            </w:r>
+          </w:p>
+        </w:tc>
+        <w:tc>
+          <w:tcPr>
+            <w:tcW w:type="dxa" w:w="3118"/>
+          </w:tcPr>
+          <w:p>
+            <w:r/>
+            <w:r>
+              <w:rPr>
+                <w:sz w:val="19"/>
+              </w:rPr>
+              <w:t>—</w:t>
             </w:r>
           </w:p>
         </w:tc>
@@ -661,13 +734,14 @@
         </w:tblBorders>
       </w:tblPr>
       <w:tblGrid>
-        <w:gridCol w:w="4873"/>
-        <w:gridCol w:w="4873"/>
+        <w:gridCol w:w="3249"/>
+        <w:gridCol w:w="3249"/>
+        <w:gridCol w:w="3249"/>
       </w:tblGrid>
       <w:tr>
         <w:tc>
           <w:tcPr>
-            <w:tcW w:type="dxa" w:w="3402"/>
+            <w:tcW w:type="dxa" w:w="2551"/>
             <w:shd w:val="clear" w:color="auto" w:fill="E8E5F7"/>
           </w:tcPr>
           <w:p>
@@ -683,7 +757,7 @@
         </w:tc>
         <w:tc>
           <w:tcPr>
-            <w:tcW w:type="dxa" w:w="6236"/>
+            <w:tcW w:type="dxa" w:w="3969"/>
             <w:shd w:val="clear" w:color="auto" w:fill="E8E5F7"/>
           </w:tcPr>
           <w:p>
@@ -697,11 +771,27 @@
             </w:r>
           </w:p>
         </w:tc>
+        <w:tc>
+          <w:tcPr>
+            <w:tcW w:type="dxa" w:w="3118"/>
+            <w:shd w:val="clear" w:color="auto" w:fill="E8E5F7"/>
+          </w:tcPr>
+          <w:p>
+            <w:r/>
+            <w:r>
+              <w:rPr>
+                <w:b/>
+                <w:sz w:val="18"/>
+              </w:rPr>
+              <w:t>Pestañas que tiene</w:t>
+            </w:r>
+          </w:p>
+        </w:tc>
       </w:tr>
       <w:tr>
         <w:tc>
           <w:tcPr>
-            <w:tcW w:type="dxa" w:w="3402"/>
+            <w:tcW w:type="dxa" w:w="2551"/>
           </w:tcPr>
           <w:p>
             <w:r/>
@@ -715,7 +805,7 @@
         </w:tc>
         <w:tc>
           <w:tcPr>
-            <w:tcW w:type="dxa" w:w="6236"/>
+            <w:tcW w:type="dxa" w:w="3969"/>
           </w:tcPr>
           <w:p>
             <w:r/>
@@ -727,11 +817,25 @@
             </w:r>
           </w:p>
         </w:tc>
+        <w:tc>
+          <w:tcPr>
+            <w:tcW w:type="dxa" w:w="3118"/>
+          </w:tcPr>
+          <w:p>
+            <w:r/>
+            <w:r>
+              <w:rPr>
+                <w:sz w:val="18"/>
+              </w:rPr>
+              <w:t>—</w:t>
+            </w:r>
+          </w:p>
+        </w:tc>
       </w:tr>
       <w:tr>
         <w:tc>
           <w:tcPr>
-            <w:tcW w:type="dxa" w:w="3402"/>
+            <w:tcW w:type="dxa" w:w="2551"/>
           </w:tcPr>
           <w:p>
             <w:r/>
@@ -745,7 +849,7 @@
         </w:tc>
         <w:tc>
           <w:tcPr>
-            <w:tcW w:type="dxa" w:w="6236"/>
+            <w:tcW w:type="dxa" w:w="3969"/>
           </w:tcPr>
           <w:p>
             <w:r/>
@@ -754,6 +858,20 @@
                 <w:sz w:val="18"/>
               </w:rPr>
               <w:t>Terceros › Permisos de trabajo › Permiso de trabajo (detalle)</w:t>
+            </w:r>
+          </w:p>
+        </w:tc>
+        <w:tc>
+          <w:tcPr>
+            <w:tcW w:type="dxa" w:w="3118"/>
+          </w:tcPr>
+          <w:p>
+            <w:r/>
+            <w:r>
+              <w:rPr>
+                <w:sz w:val="18"/>
+              </w:rPr>
+              <w:t>—</w:t>
             </w:r>
           </w:p>
         </w:tc>

--- a/Fase 2/Manuales/SIGMA_Manual_EP07_Terceros_procedimientos_y_permisos_de_.docx
+++ b/Fase 2/Manuales/SIGMA_Manual_EP07_Terceros_procedimientos_y_permisos_de_.docx
@@ -152,7 +152,7 @@
               <w:rPr>
                 <w:sz w:val="20"/>
               </w:rPr>
-              <w:t>4 visibles en el menú y 2 que se abren desde otra pantalla</w:t>
+              <w:t>5 en el menú y 3 que se abren desde ellas</w:t>
             </w:r>
           </w:p>
         </w:tc>
@@ -216,7 +216,7 @@
               <w:rPr>
                 <w:sz w:val="20"/>
               </w:rPr>
-              <w:t>1.0 · 01-10-2026</w:t>
+              <w:t>1.1 · 02-10-2026</w:t>
             </w:r>
           </w:p>
         </w:tc>
@@ -418,6 +418,18 @@
         <w:rPr>
           <w:sz w:val="21"/>
         </w:rPr>
+        <w:t>Ver los procedimientos reutilizables</w:t>
+      </w:r>
+    </w:p>
+    <w:p>
+      <w:pPr>
+        <w:pStyle w:val="ListBullet"/>
+        <w:spacing w:after="60"/>
+      </w:pPr>
+      <w:r>
+        <w:rPr>
+          <w:sz w:val="21"/>
+        </w:rPr>
         <w:t>Ver permisos de trabajo</w:t>
       </w:r>
     </w:p>
@@ -451,7 +463,7 @@
           <w:i w:val="0"/>
           <w:sz w:val="22"/>
         </w:rPr>
-        <w:t>Desde el menú lateral:</w:t>
+        <w:t>Estas son las pantallas que usa el módulo, con la ruta exacta del menú lateral:</w:t>
       </w:r>
     </w:p>
     <w:tbl>
@@ -519,6 +531,50 @@
                 <w:sz w:val="19"/>
               </w:rPr>
               <w:t>Pestañas que tiene</w:t>
+            </w:r>
+          </w:p>
+        </w:tc>
+      </w:tr>
+      <w:tr>
+        <w:tc>
+          <w:tcPr>
+            <w:tcW w:type="dxa" w:w="2551"/>
+          </w:tcPr>
+          <w:p>
+            <w:r/>
+            <w:r>
+              <w:rPr>
+                <w:sz w:val="19"/>
+              </w:rPr>
+              <w:t>Procedimientos</w:t>
+            </w:r>
+          </w:p>
+        </w:tc>
+        <w:tc>
+          <w:tcPr>
+            <w:tcW w:type="dxa" w:w="3969"/>
+          </w:tcPr>
+          <w:p>
+            <w:r/>
+            <w:r>
+              <w:rPr>
+                <w:sz w:val="19"/>
+              </w:rPr>
+              <w:t>Centro de Mantenimiento › Procedimientos</w:t>
+            </w:r>
+          </w:p>
+        </w:tc>
+        <w:tc>
+          <w:tcPr>
+            <w:tcW w:type="dxa" w:w="3118"/>
+          </w:tcPr>
+          <w:p>
+            <w:r/>
+            <w:r>
+              <w:rPr>
+                <w:sz w:val="19"/>
+              </w:rPr>
+              <w:t>—</w:t>
             </w:r>
           </w:p>
         </w:tc>
@@ -622,7 +678,7 @@
               <w:rPr>
                 <w:sz w:val="19"/>
               </w:rPr>
-              <w:t>Vigentes y por vencer</w:t>
+              <w:t>Historial de servicios</w:t>
             </w:r>
           </w:p>
         </w:tc>
@@ -636,7 +692,7 @@
               <w:rPr>
                 <w:sz w:val="19"/>
               </w:rPr>
-              <w:t>Terceros › Permisos de trabajo › Vigentes y por vencer</w:t>
+              <w:t>Terceros › Proveedores › Historial de servicios</w:t>
             </w:r>
           </w:p>
         </w:tc>
@@ -666,7 +722,7 @@
               <w:rPr>
                 <w:sz w:val="19"/>
               </w:rPr>
-              <w:t>Historial de servicios</w:t>
+              <w:t>Vigentes y por vencer</w:t>
             </w:r>
           </w:p>
         </w:tc>
@@ -680,7 +736,7 @@
               <w:rPr>
                 <w:sz w:val="19"/>
               </w:rPr>
-              <w:t>Terceros › Proveedores › Historial de servicios</w:t>
+              <w:t>Terceros › Permisos de trabajo › Vigentes y por vencer</w:t>
             </w:r>
           </w:p>
         </w:tc>
@@ -784,6 +840,50 @@
                 <w:sz w:val="18"/>
               </w:rPr>
               <w:t>Pestañas que tiene</w:t>
+            </w:r>
+          </w:p>
+        </w:tc>
+      </w:tr>
+      <w:tr>
+        <w:tc>
+          <w:tcPr>
+            <w:tcW w:type="dxa" w:w="2551"/>
+          </w:tcPr>
+          <w:p>
+            <w:r/>
+            <w:r>
+              <w:rPr>
+                <w:sz w:val="18"/>
+              </w:rPr>
+              <w:t>Procedimiento (detalle)</w:t>
+            </w:r>
+          </w:p>
+        </w:tc>
+        <w:tc>
+          <w:tcPr>
+            <w:tcW w:type="dxa" w:w="3969"/>
+          </w:tcPr>
+          <w:p>
+            <w:r/>
+            <w:r>
+              <w:rPr>
+                <w:sz w:val="18"/>
+              </w:rPr>
+              <w:t>Centro de Mantenimiento › Procedimiento (detalle)</w:t>
+            </w:r>
+          </w:p>
+        </w:tc>
+        <w:tc>
+          <w:tcPr>
+            <w:tcW w:type="dxa" w:w="3118"/>
+          </w:tcPr>
+          <w:p>
+            <w:r/>
+            <w:r>
+              <w:rPr>
+                <w:sz w:val="18"/>
+              </w:rPr>
+              <w:t>—</w:t>
             </w:r>
           </w:p>
         </w:tc>
@@ -973,7 +1073,26 @@
         <w:rPr>
           <w:sz w:val="21"/>
         </w:rPr>
-        <w:t>Abra el formulario y complete los datos.</w:t>
+        <w:t>Desde el listado, pulse «Nuevo» para crear, o elija la fila que quiere modificar. Se abre Proveedor (detalle).</w:t>
+      </w:r>
+    </w:p>
+    <w:p>
+      <w:pPr>
+        <w:spacing w:after="40"/>
+      </w:pPr>
+      <w:r>
+        <w:rPr>
+          <w:b/>
+          <w:color w:val="4F46E5"/>
+          <w:sz w:val="21"/>
+        </w:rPr>
+        <w:t xml:space="preserve">Paso 3. </w:t>
+      </w:r>
+      <w:r>
+        <w:rPr>
+          <w:sz w:val="21"/>
+        </w:rPr>
+        <w:t>Complete los datos.</w:t>
       </w:r>
     </w:p>
     <w:p>
@@ -986,7 +1105,7 @@
           <w:color w:val="555555"/>
           <w:sz w:val="19"/>
         </w:rPr>
-        <w:t>Hay 9 campos; 2 son obligatorios.</w:t>
+        <w:t>Son 9 campos; 2 obligatorios.</w:t>
       </w:r>
     </w:p>
     <w:tbl>
@@ -1613,7 +1732,7 @@
           <w:color w:val="4F46E5"/>
           <w:sz w:val="21"/>
         </w:rPr>
-        <w:t xml:space="preserve">Paso 3. </w:t>
+        <w:t xml:space="preserve">Paso 4. </w:t>
       </w:r>
       <w:r>
         <w:rPr>
@@ -1632,7 +1751,7 @@
           <w:color w:val="4F46E5"/>
           <w:sz w:val="21"/>
         </w:rPr>
-        <w:t xml:space="preserve">Paso 4. </w:t>
+        <w:t xml:space="preserve">Paso 5. </w:t>
       </w:r>
       <w:r>
         <w:rPr>
@@ -1855,7 +1974,7 @@
         <w:rPr>
           <w:sz w:val="21"/>
         </w:rPr>
-        <w:t>Entre a Maestro de proveedores.</w:t>
+        <w:t>Entre a Procedimientos.</w:t>
       </w:r>
     </w:p>
     <w:p>
@@ -1868,7 +1987,7 @@
           <w:color w:val="555555"/>
           <w:sz w:val="19"/>
         </w:rPr>
-        <w:t>Menú: Terceros › Proveedores › Maestro de proveedores</w:t>
+        <w:t>Menú: Centro de Mantenimiento › Procedimientos</w:t>
       </w:r>
     </w:p>
     <w:p>
@@ -1887,7 +2006,26 @@
         <w:rPr>
           <w:sz w:val="21"/>
         </w:rPr>
-        <w:t>Abra el formulario y complete los datos.</w:t>
+        <w:t>Desde el listado, pulse «Nuevo» para crear, o elija la fila que quiere modificar. Se abre Procedimiento (detalle).</w:t>
+      </w:r>
+    </w:p>
+    <w:p>
+      <w:pPr>
+        <w:spacing w:after="40"/>
+      </w:pPr>
+      <w:r>
+        <w:rPr>
+          <w:b/>
+          <w:color w:val="4F46E5"/>
+          <w:sz w:val="21"/>
+        </w:rPr>
+        <w:t xml:space="preserve">Paso 3. </w:t>
+      </w:r>
+      <w:r>
+        <w:rPr>
+          <w:sz w:val="21"/>
+        </w:rPr>
+        <w:t>Complete los datos.</w:t>
       </w:r>
     </w:p>
     <w:p>
@@ -1900,7 +2038,7 @@
           <w:color w:val="555555"/>
           <w:sz w:val="19"/>
         </w:rPr>
-        <w:t>Hay 8 campos; 3 son obligatorios.</w:t>
+        <w:t>Son 8 campos; 3 obligatorios.</w:t>
       </w:r>
     </w:p>
     <w:tbl>
@@ -2469,7 +2607,7 @@
           <w:color w:val="4F46E5"/>
           <w:sz w:val="21"/>
         </w:rPr>
-        <w:t xml:space="preserve">Paso 3. </w:t>
+        <w:t xml:space="preserve">Paso 4. </w:t>
       </w:r>
       <w:r>
         <w:rPr>
@@ -2488,7 +2626,7 @@
           <w:color w:val="4F46E5"/>
           <w:sz w:val="21"/>
         </w:rPr>
-        <w:t xml:space="preserve">Paso 4. </w:t>
+        <w:t xml:space="preserve">Paso 5. </w:t>
       </w:r>
       <w:r>
         <w:rPr>
@@ -2711,7 +2849,7 @@
         <w:rPr>
           <w:sz w:val="21"/>
         </w:rPr>
-        <w:t>Entre a Maestro de proveedores.</w:t>
+        <w:t>Entre a Registro de permisos.</w:t>
       </w:r>
     </w:p>
     <w:p>
@@ -2724,7 +2862,7 @@
           <w:color w:val="555555"/>
           <w:sz w:val="19"/>
         </w:rPr>
-        <w:t>Menú: Terceros › Proveedores › Maestro de proveedores</w:t>
+        <w:t>Menú: Terceros › Permisos de trabajo › Registro de permisos</w:t>
       </w:r>
     </w:p>
     <w:p>
@@ -2743,7 +2881,26 @@
         <w:rPr>
           <w:sz w:val="21"/>
         </w:rPr>
-        <w:t>Abra el formulario y complete los datos.</w:t>
+        <w:t>Desde el listado, pulse «Nuevo» para crear, o elija la fila que quiere modificar. Se abre Permiso de trabajo (detalle).</w:t>
+      </w:r>
+    </w:p>
+    <w:p>
+      <w:pPr>
+        <w:spacing w:after="40"/>
+      </w:pPr>
+      <w:r>
+        <w:rPr>
+          <w:b/>
+          <w:color w:val="4F46E5"/>
+          <w:sz w:val="21"/>
+        </w:rPr>
+        <w:t xml:space="preserve">Paso 3. </w:t>
+      </w:r>
+      <w:r>
+        <w:rPr>
+          <w:sz w:val="21"/>
+        </w:rPr>
+        <w:t>Complete los datos.</w:t>
       </w:r>
     </w:p>
     <w:p>
@@ -2756,7 +2913,7 @@
           <w:color w:val="555555"/>
           <w:sz w:val="19"/>
         </w:rPr>
-        <w:t>Hay 6 campos; 2 son obligatorios.</w:t>
+        <w:t>Son 6 campos; 2 obligatorios.</w:t>
       </w:r>
     </w:p>
     <w:tbl>
@@ -3209,7 +3366,7 @@
           <w:color w:val="4F46E5"/>
           <w:sz w:val="21"/>
         </w:rPr>
-        <w:t xml:space="preserve">Paso 3. </w:t>
+        <w:t xml:space="preserve">Paso 4. </w:t>
       </w:r>
       <w:r>
         <w:rPr>
@@ -3228,7 +3385,7 @@
           <w:color w:val="4F46E5"/>
           <w:sz w:val="21"/>
         </w:rPr>
-        <w:t xml:space="preserve">Paso 4. </w:t>
+        <w:t xml:space="preserve">Paso 5. </w:t>
       </w:r>
       <w:r>
         <w:rPr>
@@ -3495,7 +3652,7 @@
         <w:rPr>
           <w:sz w:val="21"/>
         </w:rPr>
-        <w:t>Entre a Maestro de proveedores.</w:t>
+        <w:t>Entre a Procedimientos.</w:t>
       </w:r>
     </w:p>
     <w:p>
@@ -3508,7 +3665,7 @@
           <w:color w:val="555555"/>
           <w:sz w:val="19"/>
         </w:rPr>
-        <w:t>Menú: Terceros › Proveedores › Maestro de proveedores</w:t>
+        <w:t>Menú: Centro de Mantenimiento › Procedimientos</w:t>
       </w:r>
     </w:p>
     <w:p>
@@ -3527,7 +3684,26 @@
         <w:rPr>
           <w:sz w:val="21"/>
         </w:rPr>
-        <w:t>Abra el formulario y complete los datos.</w:t>
+        <w:t>Desde el listado, pulse «Nuevo» para crear, o elija la fila que quiere modificar. Se abre Procedimiento (detalle).</w:t>
+      </w:r>
+    </w:p>
+    <w:p>
+      <w:pPr>
+        <w:spacing w:after="40"/>
+      </w:pPr>
+      <w:r>
+        <w:rPr>
+          <w:b/>
+          <w:color w:val="4F46E5"/>
+          <w:sz w:val="21"/>
+        </w:rPr>
+        <w:t xml:space="preserve">Paso 3. </w:t>
+      </w:r>
+      <w:r>
+        <w:rPr>
+          <w:sz w:val="21"/>
+        </w:rPr>
+        <w:t>Complete los datos.</w:t>
       </w:r>
     </w:p>
     <w:p>
@@ -3540,7 +3716,7 @@
           <w:color w:val="555555"/>
           <w:sz w:val="19"/>
         </w:rPr>
-        <w:t>Hay 8 campos; 2 son obligatorios.</w:t>
+        <w:t>Son 8 campos; 2 obligatorios.</w:t>
       </w:r>
     </w:p>
     <w:tbl>
@@ -4109,7 +4285,7 @@
           <w:color w:val="4F46E5"/>
           <w:sz w:val="21"/>
         </w:rPr>
-        <w:t xml:space="preserve">Paso 3. </w:t>
+        <w:t xml:space="preserve">Paso 4. </w:t>
       </w:r>
       <w:r>
         <w:rPr>
@@ -4128,7 +4304,7 @@
           <w:color w:val="4F46E5"/>
           <w:sz w:val="21"/>
         </w:rPr>
-        <w:t xml:space="preserve">Paso 4. </w:t>
+        <w:t xml:space="preserve">Paso 5. </w:t>
       </w:r>
       <w:r>
         <w:rPr>
@@ -4395,7 +4571,7 @@
         <w:rPr>
           <w:sz w:val="21"/>
         </w:rPr>
-        <w:t>Entre a Maestro de proveedores.</w:t>
+        <w:t>Entre a Historial de servicios.</w:t>
       </w:r>
     </w:p>
     <w:p>
@@ -4408,7 +4584,7 @@
           <w:color w:val="555555"/>
           <w:sz w:val="19"/>
         </w:rPr>
-        <w:t>Menú: Terceros › Proveedores › Maestro de proveedores</w:t>
+        <w:t>Menú: Terceros › Proveedores › Historial de servicios</w:t>
       </w:r>
     </w:p>
     <w:p>
@@ -4427,7 +4603,20 @@
         <w:rPr>
           <w:sz w:val="21"/>
         </w:rPr>
-        <w:t>Ejecute la acción desde la pantalla.</w:t>
+        <w:t>Revise la información que muestra Historial de servicios.</w:t>
+      </w:r>
+    </w:p>
+    <w:p>
+      <w:pPr>
+        <w:spacing w:after="120"/>
+        <w:ind w:left="680"/>
+      </w:pPr>
+      <w:r>
+        <w:rPr>
+          <w:color w:val="555555"/>
+          <w:sz w:val="19"/>
+        </w:rPr>
+        <w:t>Es una consulta: no hay nada que llenar ni que guardar.</w:t>
       </w:r>
     </w:p>
     <w:p>
@@ -4663,7 +4852,7 @@
         <w:rPr>
           <w:sz w:val="21"/>
         </w:rPr>
-        <w:t>Entre a Maestro de proveedores.</w:t>
+        <w:t>Entre a Vigentes y por vencer.</w:t>
       </w:r>
     </w:p>
     <w:p>
@@ -4676,7 +4865,7 @@
           <w:color w:val="555555"/>
           <w:sz w:val="19"/>
         </w:rPr>
-        <w:t>Menú: Terceros › Proveedores › Maestro de proveedores</w:t>
+        <w:t>Menú: Terceros › Permisos de trabajo › Vigentes y por vencer</w:t>
       </w:r>
     </w:p>
     <w:p>
@@ -4695,7 +4884,20 @@
         <w:rPr>
           <w:sz w:val="21"/>
         </w:rPr>
-        <w:t>Ejecute la acción desde la pantalla.</w:t>
+        <w:t>Revise la información que muestra Vigentes y por vencer.</w:t>
+      </w:r>
+    </w:p>
+    <w:p>
+      <w:pPr>
+        <w:spacing w:after="120"/>
+        <w:ind w:left="680"/>
+      </w:pPr>
+      <w:r>
+        <w:rPr>
+          <w:color w:val="555555"/>
+          <w:sz w:val="19"/>
+        </w:rPr>
+        <w:t>Es una consulta: no hay nada que llenar ni que guardar.</w:t>
       </w:r>
     </w:p>
     <w:p>
@@ -5302,7 +5504,7 @@
           <w:color w:val="555555"/>
           <w:sz w:val="18"/>
         </w:rPr>
-        <w:t>Generado desde el Product Backlog (historias, campos de entrada y criterios de aceptación) y desde la tabla Menus de la base. Para actualizarlo: python _scratch/gen_manual_modulo.py</w:t>
+        <w:t>Generado desde el Product Backlog (historias, campos de entrada y criterios de aceptación), desde la tabla Menus de la base y desde las pestañas leídas de los .aspx. Para actualizarlo: python _scratch/gen_manual_modulo.py</w:t>
       </w:r>
     </w:p>
     <w:sectPr>
